--- a/introduction.docx
+++ b/introduction.docx
@@ -51,7 +51,7 @@
           <w:b/>
           <w:sz w:val="28"/>
           <w:szCs w:val="28"/>
-          <w:lang w:val="kk-KZ" w:eastAsia="ru-RU"/>
+          <w:lang w:val="en-US" w:eastAsia="ru-RU"/>
         </w:rPr>
       </w:pPr>
       <w:r>
@@ -64,6 +64,40 @@
         </w:rPr>
         <w:t>Кіріспе</w:t>
       </w:r>
+      <w:r>
+        <w:rPr>
+          <w:rFonts w:ascii="Times New Roman" w:eastAsia="Times New Roman" w:hAnsi="Times New Roman" w:cs="Times New Roman"/>
+          <w:b/>
+          <w:sz w:val="28"/>
+          <w:szCs w:val="28"/>
+          <w:lang w:val="kk-KZ" w:eastAsia="ru-RU"/>
+        </w:rPr>
+        <w:t xml:space="preserve"> </w:t>
+      </w:r>
+      <w:proofErr w:type="spellStart"/>
+      <w:r>
+        <w:rPr>
+          <w:rFonts w:ascii="Times New Roman" w:eastAsia="Times New Roman" w:hAnsi="Times New Roman" w:cs="Times New Roman"/>
+          <w:b/>
+          <w:sz w:val="28"/>
+          <w:szCs w:val="28"/>
+          <w:lang w:val="en-US" w:eastAsia="ru-RU"/>
+        </w:rPr>
+        <w:t>lol</w:t>
+      </w:r>
+      <w:proofErr w:type="spellEnd"/>
+      <w:r>
+        <w:rPr>
+          <w:rFonts w:ascii="Times New Roman" w:eastAsia="Times New Roman" w:hAnsi="Times New Roman" w:cs="Times New Roman"/>
+          <w:b/>
+          <w:sz w:val="28"/>
+          <w:szCs w:val="28"/>
+          <w:lang w:val="en-US" w:eastAsia="ru-RU"/>
+        </w:rPr>
+        <w:t xml:space="preserve"> kek</w:t>
+      </w:r>
+      <w:bookmarkStart w:id="0" w:name="_GoBack"/>
+      <w:bookmarkEnd w:id="0"/>
     </w:p>
     <w:p>
       <w:pPr>
@@ -590,8 +624,6 @@
         </w:rPr>
         <w:t xml:space="preserve">. </w:t>
       </w:r>
-      <w:bookmarkStart w:id="0" w:name="_GoBack"/>
-      <w:bookmarkEnd w:id="0"/>
     </w:p>
     <w:p>
       <w:pPr>
@@ -726,7 +758,7 @@
       </w:pPr>
     </w:p>
     <w:sectPr>
-      <w:footerReference w:type="default" r:id="rId7"/>
+      <w:footerReference w:type="default" r:id="rId10"/>
       <w:pgSz w:w="11906" w:h="16838"/>
       <w:pgMar w:top="1134" w:right="850" w:bottom="1134" w:left="1701" w:header="708" w:footer="708" w:gutter="0"/>
       <w:cols w:space="708"/>
@@ -771,6 +803,7 @@
         <w:docPartUnique/>
       </w:docPartObj>
     </w:sdtPr>
+    <w:sdtEndPr/>
     <w:sdtContent>
       <w:p>
         <w:pPr>
@@ -1932,6 +1965,23 @@
 </file>
 
 <file path=customXml/item1.xml><?xml version="1.0" encoding="utf-8"?>
+<p:properties xmlns:p="http://schemas.microsoft.com/office/2006/metadata/properties" xmlns:xsi="http://www.w3.org/2001/XMLSchema-instance" xmlns:pc="http://schemas.microsoft.com/office/infopath/2007/PartnerControls">
+  <documentManagement>
+    <ReferenceId xmlns="ffd00d78-6a3a-430e-8dbe-b114df27fe33" xsi:nil="true"/>
+  </documentManagement>
+</p:properties>
+</file>
+
+<file path=customXml/item2.xml><?xml version="1.0" encoding="utf-8"?>
+<?mso-contentType ?>
+<FormTemplates xmlns="http://schemas.microsoft.com/sharepoint/v3/contenttype/forms">
+  <Display>DocumentLibraryForm</Display>
+  <Edit>DocumentLibraryForm</Edit>
+  <New>DocumentLibraryForm</New>
+</FormTemplates>
+</file>
+
+<file path=customXml/item3.xml><?xml version="1.0" encoding="utf-8"?>
 <ct:contentTypeSchema xmlns:ct="http://schemas.microsoft.com/office/2006/metadata/contentType" xmlns:ma="http://schemas.microsoft.com/office/2006/metadata/properties/metaAttributes" ct:_="" ma:_="" ma:contentTypeName="Документ" ma:contentTypeID="0x010100D33BF4E446546642A56F2060151DB469" ma:contentTypeVersion="4" ma:contentTypeDescription="Создание документа." ma:contentTypeScope="" ma:versionID="1721300f756a83cad4e93c01d3c07ae4">
   <xsd:schema xmlns:xsd="http://www.w3.org/2001/XMLSchema" xmlns:xs="http://www.w3.org/2001/XMLSchema" xmlns:p="http://schemas.microsoft.com/office/2006/metadata/properties" xmlns:ns2="ffd00d78-6a3a-430e-8dbe-b114df27fe33" targetNamespace="http://schemas.microsoft.com/office/2006/metadata/properties" ma:root="true" ma:fieldsID="fa6b20e80f65595bba15909a92ff42fc" ns2:_="">
     <xsd:import namespace="ffd00d78-6a3a-430e-8dbe-b114df27fe33"/>
@@ -2075,31 +2125,38 @@
 </ct:contentTypeSchema>
 </file>
 
-<file path=customXml/item2.xml><?xml version="1.0" encoding="utf-8"?>
-<?mso-contentType ?>
-<FormTemplates xmlns="http://schemas.microsoft.com/sharepoint/v3/contenttype/forms">
-  <Display>DocumentLibraryForm</Display>
-  <Edit>DocumentLibraryForm</Edit>
-  <New>DocumentLibraryForm</New>
-</FormTemplates>
-</file>
-
-<file path=customXml/item3.xml><?xml version="1.0" encoding="utf-8"?>
-<p:properties xmlns:p="http://schemas.microsoft.com/office/2006/metadata/properties" xmlns:xsi="http://www.w3.org/2001/XMLSchema-instance" xmlns:pc="http://schemas.microsoft.com/office/infopath/2007/PartnerControls">
-  <documentManagement>
-    <ReferenceId xmlns="ffd00d78-6a3a-430e-8dbe-b114df27fe33" xsi:nil="true"/>
-  </documentManagement>
-</p:properties>
-</file>
-
 <file path=customXml/itemProps1.xml><?xml version="1.0" encoding="utf-8"?>
-<ds:datastoreItem xmlns:ds="http://schemas.openxmlformats.org/officeDocument/2006/customXml" ds:itemID="{BA1C71FC-346D-4692-AAF6-70B277ADB663}"/>
+<ds:datastoreItem xmlns:ds="http://schemas.openxmlformats.org/officeDocument/2006/customXml" ds:itemID="{93E3E889-7FD2-415C-85DB-71F45F88527B}">
+  <ds:schemaRefs>
+    <ds:schemaRef ds:uri="http://schemas.microsoft.com/office/2006/metadata/properties"/>
+    <ds:schemaRef ds:uri="http://schemas.microsoft.com/office/infopath/2007/PartnerControls"/>
+    <ds:schemaRef ds:uri="ffd00d78-6a3a-430e-8dbe-b114df27fe33"/>
+  </ds:schemaRefs>
+</ds:datastoreItem>
 </file>
 
 <file path=customXml/itemProps2.xml><?xml version="1.0" encoding="utf-8"?>
-<ds:datastoreItem xmlns:ds="http://schemas.openxmlformats.org/officeDocument/2006/customXml" ds:itemID="{C86FB367-599A-42E4-9805-B3A27B6CED10}"/>
+<ds:datastoreItem xmlns:ds="http://schemas.openxmlformats.org/officeDocument/2006/customXml" ds:itemID="{C86FB367-599A-42E4-9805-B3A27B6CED10}">
+  <ds:schemaRefs>
+    <ds:schemaRef ds:uri="http://schemas.microsoft.com/sharepoint/v3/contenttype/forms"/>
+  </ds:schemaRefs>
+</ds:datastoreItem>
 </file>
 
 <file path=customXml/itemProps3.xml><?xml version="1.0" encoding="utf-8"?>
-<ds:datastoreItem xmlns:ds="http://schemas.openxmlformats.org/officeDocument/2006/customXml" ds:itemID="{93E3E889-7FD2-415C-85DB-71F45F88527B}"/>
+<ds:datastoreItem xmlns:ds="http://schemas.openxmlformats.org/officeDocument/2006/customXml" ds:itemID="{BA1C71FC-346D-4692-AAF6-70B277ADB663}">
+  <ds:schemaRefs>
+    <ds:schemaRef ds:uri="http://schemas.microsoft.com/office/2006/metadata/contentType"/>
+    <ds:schemaRef ds:uri="http://schemas.microsoft.com/office/2006/metadata/properties/metaAttributes"/>
+    <ds:schemaRef ds:uri="http://www.w3.org/2001/XMLSchema"/>
+    <ds:schemaRef ds:uri="http://schemas.microsoft.com/office/2006/metadata/properties"/>
+    <ds:schemaRef ds:uri="ffd00d78-6a3a-430e-8dbe-b114df27fe33"/>
+    <ds:schemaRef ds:uri="http://schemas.microsoft.com/office/2006/documentManagement/types"/>
+    <ds:schemaRef ds:uri="http://schemas.microsoft.com/office/infopath/2007/PartnerControls"/>
+    <ds:schemaRef ds:uri="http://schemas.openxmlformats.org/package/2006/metadata/core-properties"/>
+    <ds:schemaRef ds:uri="http://purl.org/dc/elements/1.1/"/>
+    <ds:schemaRef ds:uri="http://purl.org/dc/terms/"/>
+    <ds:schemaRef ds:uri="http://schemas.microsoft.com/internal/obd"/>
+  </ds:schemaRefs>
+</ds:datastoreItem>
 </file>
--- a/introduction.docx
+++ b/introduction.docx
@@ -45,69 +45,15 @@
     </w:p>
     <w:p>
       <w:pPr>
-        <w:jc w:val="center"/>
-        <w:rPr>
-          <w:rFonts w:ascii="Times New Roman" w:eastAsia="Times New Roman" w:hAnsi="Times New Roman" w:cs="Times New Roman"/>
-          <w:b/>
-          <w:sz w:val="28"/>
-          <w:szCs w:val="28"/>
-          <w:lang w:val="en-US" w:eastAsia="ru-RU"/>
-        </w:rPr>
-      </w:pPr>
-      <w:r>
-        <w:rPr>
-          <w:rFonts w:ascii="Times New Roman" w:eastAsia="Times New Roman" w:hAnsi="Times New Roman" w:cs="Times New Roman"/>
-          <w:b/>
-          <w:sz w:val="28"/>
-          <w:szCs w:val="28"/>
-          <w:lang w:val="kk-KZ" w:eastAsia="ru-RU"/>
-        </w:rPr>
-        <w:t>Кіріспе</w:t>
-      </w:r>
-      <w:r>
-        <w:rPr>
-          <w:rFonts w:ascii="Times New Roman" w:eastAsia="Times New Roman" w:hAnsi="Times New Roman" w:cs="Times New Roman"/>
-          <w:b/>
-          <w:sz w:val="28"/>
-          <w:szCs w:val="28"/>
-          <w:lang w:val="kk-KZ" w:eastAsia="ru-RU"/>
-        </w:rPr>
-        <w:t xml:space="preserve"> </w:t>
-      </w:r>
-      <w:proofErr w:type="spellStart"/>
-      <w:r>
-        <w:rPr>
-          <w:rFonts w:ascii="Times New Roman" w:eastAsia="Times New Roman" w:hAnsi="Times New Roman" w:cs="Times New Roman"/>
-          <w:b/>
-          <w:sz w:val="28"/>
-          <w:szCs w:val="28"/>
-          <w:lang w:val="en-US" w:eastAsia="ru-RU"/>
-        </w:rPr>
-        <w:t>lol</w:t>
-      </w:r>
-      <w:proofErr w:type="spellEnd"/>
-      <w:r>
-        <w:rPr>
-          <w:rFonts w:ascii="Times New Roman" w:eastAsia="Times New Roman" w:hAnsi="Times New Roman" w:cs="Times New Roman"/>
-          <w:b/>
-          <w:sz w:val="28"/>
-          <w:szCs w:val="28"/>
-          <w:lang w:val="en-US" w:eastAsia="ru-RU"/>
-        </w:rPr>
-        <w:t xml:space="preserve"> kek</w:t>
-      </w:r>
+        <w:pStyle w:val="a3"/>
+        <w:jc w:val="both"/>
+        <w:rPr>
+          <w:sz w:val="28"/>
+          <w:lang w:val="kk-KZ"/>
+        </w:rPr>
+      </w:pPr>
       <w:bookmarkStart w:id="0" w:name="_GoBack"/>
       <w:bookmarkEnd w:id="0"/>
-    </w:p>
-    <w:p>
-      <w:pPr>
-        <w:pStyle w:val="a3"/>
-        <w:jc w:val="both"/>
-        <w:rPr>
-          <w:sz w:val="28"/>
-          <w:lang w:val="kk-KZ"/>
-        </w:rPr>
-      </w:pPr>
       <w:r>
         <w:rPr>
           <w:sz w:val="28"/>
@@ -184,8 +130,17 @@
           <w:szCs w:val="24"/>
           <w:lang w:val="kk-KZ" w:eastAsia="ru-RU"/>
         </w:rPr>
+        <w:t xml:space="preserve">Қызметкерлерді басқаруды автоматтандыру, тапсырмалардың орындалуын бақылау және жұмыс уақытын есепке алу мәселелері ғылыми зерттеулер мен практикалық әзірлемелерде жеткілікті деңгейде қарастырылған. Jira, Trello, </w:t>
+      </w:r>
+      <w:r>
+        <w:rPr>
+          <w:rFonts w:ascii="Times New Roman" w:eastAsia="Times New Roman" w:hAnsi="Times New Roman" w:cs="Times New Roman"/>
+          <w:sz w:val="28"/>
+          <w:szCs w:val="24"/>
+          <w:lang w:val="kk-KZ" w:eastAsia="ru-RU"/>
+        </w:rPr>
         <w:lastRenderedPageBreak/>
-        <w:t>Қызметкерлерді басқаруды автоматтандыру, тапсырмалардың орындалуын бақылау және жұмыс уақытын есепке алу мәселелері ғылыми зерттеулер мен практикалық әзірлемелерде жеткілікті деңгейде қарастырылған. Jira, Trello, Asana, Bitrix24 және басқа да платформалар сияқты бағдарламалық өнімдер қызметкерлерді бақылау және жобаларды басқару міндеттерін ішінара шешеді. Алайда бұл шешімдер негізінен тапсырмаларды басқаруға және командалық жұмысқа бағытталған және аутсорсингтік модель шеңберінде қызметкерлердің қызметін кешенді бақылауды әрдайым қамтамасыз ете бермейді. Ғылыми еңбектердің басым бөлігі персоналды басқару тиімділігін арттыру, ақпараттық жүйелерді әзірлеу және веб-технологияларды қолдану мәселелеріне арналған, ал аутсорсингтік компаниялар қызметкерлерін бақылауға арналған мамандандырылған веб-қосымша жасау тақырыбы жеткілікті деңгейде зерттелмеген.</w:t>
+        <w:t>Asana, Bitrix24 және басқа да платформалар сияқты бағдарламалық өнімдер қызметкерлерді бақылау және жобаларды басқару міндеттерін ішінара шешеді. Алайда бұл шешімдер негізінен тапсырмаларды басқаруға және командалық жұмысқа бағытталған және аутсорсингтік модель шеңберінде қызметкерлердің қызметін кешенді бақылауды әрдайым қамтамасыз ете бермейді. Ғылыми еңбектердің басым бөлігі персоналды басқару тиімділігін арттыру, ақпараттық жүйелерді әзірлеу және веб-технологияларды қолдану мәселелеріне арналған, ал аутсорсингтік компаниялар қызметкерлерін бақылауға арналған мамандандырылған веб-қосымша жасау тақырыбы жеткілікті деңгейде зерттелмеген.</w:t>
       </w:r>
     </w:p>
     <w:p>
@@ -290,8 +245,17 @@
           <w:szCs w:val="24"/>
           <w:lang w:val="kk-KZ" w:eastAsia="ru-RU"/>
         </w:rPr>
+        <w:t xml:space="preserve">Бұл жұмыстың практикалық маңыздылығы әзірленген веб-қосымшаны аутсорсингтік компаниялардың қызметінде қолдану арқылы қызметкерлерді бақылау тиімділігін арттыруға, жобаларды басқаруды жетілдіруге және </w:t>
+      </w:r>
+      <w:r>
+        <w:rPr>
+          <w:rFonts w:ascii="Times New Roman" w:eastAsia="Times New Roman" w:hAnsi="Times New Roman" w:cs="Times New Roman"/>
+          <w:sz w:val="28"/>
+          <w:szCs w:val="24"/>
+          <w:lang w:val="kk-KZ" w:eastAsia="ru-RU"/>
+        </w:rPr>
         <w:lastRenderedPageBreak/>
-        <w:t>Бұл жұмыстың практикалық маңыздылығы әзірленген веб-қосымшаны аутсорсингтік компаниялардың қызметінде қолдану арқылы қызметкерлерді бақылау тиімділігін арттыруға, жобаларды басқаруды жетілдіруге және басқарушылық шешімдер қабылдау үдерістерін оңтайландыруға мүмкіндік беруімен сипатталады. Жұмыстың нәтижелері персоналды басқару ақпараттық жүйелерін енгізу кезінде, сондай-ақ веб-әзірлеу мен ақпараттық жүйелерді жобалау пәндерін оқыту барысында пайдаланылуы мүмкін.</w:t>
+        <w:t>басқарушылық шешімдер қабылдау үдерістерін оңтайландыруға мүмкіндік беруімен сипатталады. Жұмыстың нәтижелері персоналды басқару ақпараттық жүйелерін енгізу кезінде, сондай-ақ веб-әзірлеу мен ақпараттық жүйелерді жобалау пәндерін оқыту барысында пайдаланылуы мүмкін.</w:t>
       </w:r>
     </w:p>
     <w:p>
@@ -823,7 +787,7 @@
           <w:rPr>
             <w:noProof/>
           </w:rPr>
-          <w:t>4</w:t>
+          <w:t>3</w:t>
         </w:r>
         <w:r>
           <w:fldChar w:fldCharType="end"/>
@@ -1965,23 +1929,6 @@
 </file>
 
 <file path=customXml/item1.xml><?xml version="1.0" encoding="utf-8"?>
-<p:properties xmlns:p="http://schemas.microsoft.com/office/2006/metadata/properties" xmlns:xsi="http://www.w3.org/2001/XMLSchema-instance" xmlns:pc="http://schemas.microsoft.com/office/infopath/2007/PartnerControls">
-  <documentManagement>
-    <ReferenceId xmlns="ffd00d78-6a3a-430e-8dbe-b114df27fe33" xsi:nil="true"/>
-  </documentManagement>
-</p:properties>
-</file>
-
-<file path=customXml/item2.xml><?xml version="1.0" encoding="utf-8"?>
-<?mso-contentType ?>
-<FormTemplates xmlns="http://schemas.microsoft.com/sharepoint/v3/contenttype/forms">
-  <Display>DocumentLibraryForm</Display>
-  <Edit>DocumentLibraryForm</Edit>
-  <New>DocumentLibraryForm</New>
-</FormTemplates>
-</file>
-
-<file path=customXml/item3.xml><?xml version="1.0" encoding="utf-8"?>
 <ct:contentTypeSchema xmlns:ct="http://schemas.microsoft.com/office/2006/metadata/contentType" xmlns:ma="http://schemas.microsoft.com/office/2006/metadata/properties/metaAttributes" ct:_="" ma:_="" ma:contentTypeName="Документ" ma:contentTypeID="0x010100D33BF4E446546642A56F2060151DB469" ma:contentTypeVersion="4" ma:contentTypeDescription="Создание документа." ma:contentTypeScope="" ma:versionID="1721300f756a83cad4e93c01d3c07ae4">
   <xsd:schema xmlns:xsd="http://www.w3.org/2001/XMLSchema" xmlns:xs="http://www.w3.org/2001/XMLSchema" xmlns:p="http://schemas.microsoft.com/office/2006/metadata/properties" xmlns:ns2="ffd00d78-6a3a-430e-8dbe-b114df27fe33" targetNamespace="http://schemas.microsoft.com/office/2006/metadata/properties" ma:root="true" ma:fieldsID="fa6b20e80f65595bba15909a92ff42fc" ns2:_="">
     <xsd:import namespace="ffd00d78-6a3a-430e-8dbe-b114df27fe33"/>
@@ -2125,25 +2072,24 @@
 </ct:contentTypeSchema>
 </file>
 
-<file path=customXml/itemProps1.xml><?xml version="1.0" encoding="utf-8"?>
-<ds:datastoreItem xmlns:ds="http://schemas.openxmlformats.org/officeDocument/2006/customXml" ds:itemID="{93E3E889-7FD2-415C-85DB-71F45F88527B}">
-  <ds:schemaRefs>
-    <ds:schemaRef ds:uri="http://schemas.microsoft.com/office/2006/metadata/properties"/>
-    <ds:schemaRef ds:uri="http://schemas.microsoft.com/office/infopath/2007/PartnerControls"/>
-    <ds:schemaRef ds:uri="ffd00d78-6a3a-430e-8dbe-b114df27fe33"/>
-  </ds:schemaRefs>
-</ds:datastoreItem>
+<file path=customXml/item2.xml><?xml version="1.0" encoding="utf-8"?>
+<?mso-contentType ?>
+<FormTemplates xmlns="http://schemas.microsoft.com/sharepoint/v3/contenttype/forms">
+  <Display>DocumentLibraryForm</Display>
+  <Edit>DocumentLibraryForm</Edit>
+  <New>DocumentLibraryForm</New>
+</FormTemplates>
 </file>
 
-<file path=customXml/itemProps2.xml><?xml version="1.0" encoding="utf-8"?>
-<ds:datastoreItem xmlns:ds="http://schemas.openxmlformats.org/officeDocument/2006/customXml" ds:itemID="{C86FB367-599A-42E4-9805-B3A27B6CED10}">
-  <ds:schemaRefs>
-    <ds:schemaRef ds:uri="http://schemas.microsoft.com/sharepoint/v3/contenttype/forms"/>
-  </ds:schemaRefs>
-</ds:datastoreItem>
+<file path=customXml/item3.xml><?xml version="1.0" encoding="utf-8"?>
+<p:properties xmlns:p="http://schemas.microsoft.com/office/2006/metadata/properties" xmlns:xsi="http://www.w3.org/2001/XMLSchema-instance" xmlns:pc="http://schemas.microsoft.com/office/infopath/2007/PartnerControls">
+  <documentManagement>
+    <ReferenceId xmlns="ffd00d78-6a3a-430e-8dbe-b114df27fe33" xsi:nil="true"/>
+  </documentManagement>
+</p:properties>
 </file>
 
-<file path=customXml/itemProps3.xml><?xml version="1.0" encoding="utf-8"?>
+<file path=customXml/itemProps1.xml><?xml version="1.0" encoding="utf-8"?>
 <ds:datastoreItem xmlns:ds="http://schemas.openxmlformats.org/officeDocument/2006/customXml" ds:itemID="{BA1C71FC-346D-4692-AAF6-70B277ADB663}">
   <ds:schemaRefs>
     <ds:schemaRef ds:uri="http://schemas.microsoft.com/office/2006/metadata/contentType"/>
@@ -2159,4 +2105,22 @@
     <ds:schemaRef ds:uri="http://schemas.microsoft.com/internal/obd"/>
   </ds:schemaRefs>
 </ds:datastoreItem>
+</file>
+
+<file path=customXml/itemProps2.xml><?xml version="1.0" encoding="utf-8"?>
+<ds:datastoreItem xmlns:ds="http://schemas.openxmlformats.org/officeDocument/2006/customXml" ds:itemID="{C86FB367-599A-42E4-9805-B3A27B6CED10}">
+  <ds:schemaRefs>
+    <ds:schemaRef ds:uri="http://schemas.microsoft.com/sharepoint/v3/contenttype/forms"/>
+  </ds:schemaRefs>
+</ds:datastoreItem>
+</file>
+
+<file path=customXml/itemProps3.xml><?xml version="1.0" encoding="utf-8"?>
+<ds:datastoreItem xmlns:ds="http://schemas.openxmlformats.org/officeDocument/2006/customXml" ds:itemID="{93E3E889-7FD2-415C-85DB-71F45F88527B}">
+  <ds:schemaRefs>
+    <ds:schemaRef ds:uri="http://schemas.microsoft.com/office/2006/metadata/properties"/>
+    <ds:schemaRef ds:uri="http://schemas.microsoft.com/office/infopath/2007/PartnerControls"/>
+    <ds:schemaRef ds:uri="ffd00d78-6a3a-430e-8dbe-b114df27fe33"/>
+  </ds:schemaRefs>
+</ds:datastoreItem>
 </file>